--- a/News/Lima 2026/Lima 2026.docx
+++ b/News/Lima 2026/Lima 2026.docx
@@ -201,295 +201,6 @@
           <w:szCs w:val="21"/>
           <w:bdr w:val="none" w:sz="0" w:space="0" w:color="auto" w:frame="1"/>
         </w:rPr>
-        <w:br/>
-      </w:r>
-      <w:r>
-        <w:rPr>
-          <w:rFonts w:ascii="Segoe UI" w:hAnsi="Segoe UI" w:cs="Segoe UI"/>
-          <w:sz w:val="21"/>
-          <w:szCs w:val="21"/>
-          <w:bdr w:val="none" w:sz="0" w:space="0" w:color="auto" w:frame="1"/>
-        </w:rPr>
-        <w:br/>
-      </w:r>
-      <w:hyperlink r:id="rId4" w:history="1">
-        <w:proofErr w:type="spellStart"/>
-        <w:r>
-          <w:rPr>
-            <w:rStyle w:val="visually-hidden"/>
-            <w:rFonts w:ascii="Segoe UI" w:hAnsi="Segoe UI" w:cs="Segoe UI"/>
-            <w:b/>
-            <w:bCs/>
-            <w:color w:val="0A66C2"/>
-            <w:sz w:val="21"/>
-            <w:szCs w:val="21"/>
-            <w:u w:val="single"/>
-            <w:bdr w:val="none" w:sz="0" w:space="0" w:color="auto" w:frame="1"/>
-          </w:rPr>
-          <w:t>hashtag</w:t>
-        </w:r>
-        <w:r>
-          <w:rPr>
-            <w:rStyle w:val="Hyperlink"/>
-            <w:rFonts w:ascii="Segoe UI" w:hAnsi="Segoe UI" w:cs="Segoe UI"/>
-            <w:b/>
-            <w:bCs/>
-            <w:color w:val="0A66C2"/>
-            <w:sz w:val="21"/>
-            <w:szCs w:val="21"/>
-            <w:bdr w:val="none" w:sz="0" w:space="0" w:color="auto" w:frame="1"/>
-          </w:rPr>
-          <w:t>#WCO</w:t>
-        </w:r>
-        <w:proofErr w:type="spellEnd"/>
-      </w:hyperlink>
-      <w:r>
-        <w:rPr>
-          <w:rStyle w:val="white-space-pre"/>
-          <w:rFonts w:ascii="Segoe UI" w:hAnsi="Segoe UI" w:cs="Segoe UI"/>
-          <w:sz w:val="21"/>
-          <w:szCs w:val="21"/>
-          <w:bdr w:val="none" w:sz="0" w:space="0" w:color="auto" w:frame="1"/>
-        </w:rPr>
-        <w:t xml:space="preserve"> </w:t>
-      </w:r>
-      <w:hyperlink r:id="rId5" w:history="1">
-        <w:proofErr w:type="spellStart"/>
-        <w:r>
-          <w:rPr>
-            <w:rStyle w:val="visually-hidden"/>
-            <w:rFonts w:ascii="Segoe UI" w:hAnsi="Segoe UI" w:cs="Segoe UI"/>
-            <w:b/>
-            <w:bCs/>
-            <w:color w:val="0A66C2"/>
-            <w:sz w:val="21"/>
-            <w:szCs w:val="21"/>
-            <w:u w:val="single"/>
-            <w:bdr w:val="none" w:sz="0" w:space="0" w:color="auto" w:frame="1"/>
-          </w:rPr>
-          <w:t>hashtag</w:t>
-        </w:r>
-        <w:r>
-          <w:rPr>
-            <w:rStyle w:val="Hyperlink"/>
-            <w:rFonts w:ascii="Segoe UI" w:hAnsi="Segoe UI" w:cs="Segoe UI"/>
-            <w:b/>
-            <w:bCs/>
-            <w:color w:val="0A66C2"/>
-            <w:sz w:val="21"/>
-            <w:szCs w:val="21"/>
-            <w:bdr w:val="none" w:sz="0" w:space="0" w:color="auto" w:frame="1"/>
-          </w:rPr>
-          <w:t>#CustomsModernization</w:t>
-        </w:r>
-        <w:proofErr w:type="spellEnd"/>
-      </w:hyperlink>
-      <w:r>
-        <w:rPr>
-          <w:rStyle w:val="white-space-pre"/>
-          <w:rFonts w:ascii="Segoe UI" w:hAnsi="Segoe UI" w:cs="Segoe UI"/>
-          <w:sz w:val="21"/>
-          <w:szCs w:val="21"/>
-          <w:bdr w:val="none" w:sz="0" w:space="0" w:color="auto" w:frame="1"/>
-        </w:rPr>
-        <w:t xml:space="preserve"> </w:t>
-      </w:r>
-      <w:hyperlink r:id="rId6" w:history="1">
-        <w:proofErr w:type="spellStart"/>
-        <w:r>
-          <w:rPr>
-            <w:rStyle w:val="visually-hidden"/>
-            <w:rFonts w:ascii="Segoe UI" w:hAnsi="Segoe UI" w:cs="Segoe UI"/>
-            <w:b/>
-            <w:bCs/>
-            <w:color w:val="0A66C2"/>
-            <w:sz w:val="21"/>
-            <w:szCs w:val="21"/>
-            <w:u w:val="single"/>
-            <w:bdr w:val="none" w:sz="0" w:space="0" w:color="auto" w:frame="1"/>
-          </w:rPr>
-          <w:t>hashtag</w:t>
-        </w:r>
-        <w:r>
-          <w:rPr>
-            <w:rStyle w:val="Hyperlink"/>
-            <w:rFonts w:ascii="Segoe UI" w:hAnsi="Segoe UI" w:cs="Segoe UI"/>
-            <w:b/>
-            <w:bCs/>
-            <w:color w:val="0A66C2"/>
-            <w:sz w:val="21"/>
-            <w:szCs w:val="21"/>
-            <w:bdr w:val="none" w:sz="0" w:space="0" w:color="auto" w:frame="1"/>
-          </w:rPr>
-          <w:t>#DataAnalytics</w:t>
-        </w:r>
-        <w:proofErr w:type="spellEnd"/>
-      </w:hyperlink>
-      <w:r>
-        <w:rPr>
-          <w:rStyle w:val="white-space-pre"/>
-          <w:rFonts w:ascii="Segoe UI" w:hAnsi="Segoe UI" w:cs="Segoe UI"/>
-          <w:sz w:val="21"/>
-          <w:szCs w:val="21"/>
-          <w:bdr w:val="none" w:sz="0" w:space="0" w:color="auto" w:frame="1"/>
-        </w:rPr>
-        <w:t xml:space="preserve"> </w:t>
-      </w:r>
-      <w:hyperlink r:id="rId7" w:history="1">
-        <w:proofErr w:type="spellStart"/>
-        <w:r>
-          <w:rPr>
-            <w:rStyle w:val="visually-hidden"/>
-            <w:rFonts w:ascii="Segoe UI" w:hAnsi="Segoe UI" w:cs="Segoe UI"/>
-            <w:b/>
-            <w:bCs/>
-            <w:color w:val="0A66C2"/>
-            <w:sz w:val="21"/>
-            <w:szCs w:val="21"/>
-            <w:u w:val="single"/>
-            <w:bdr w:val="none" w:sz="0" w:space="0" w:color="auto" w:frame="1"/>
-          </w:rPr>
-          <w:t>hashtag</w:t>
-        </w:r>
-        <w:r>
-          <w:rPr>
-            <w:rStyle w:val="Hyperlink"/>
-            <w:rFonts w:ascii="Segoe UI" w:hAnsi="Segoe UI" w:cs="Segoe UI"/>
-            <w:b/>
-            <w:bCs/>
-            <w:color w:val="0A66C2"/>
-            <w:sz w:val="21"/>
-            <w:szCs w:val="21"/>
-            <w:bdr w:val="none" w:sz="0" w:space="0" w:color="auto" w:frame="1"/>
-          </w:rPr>
-          <w:t>#TradeFacilitation</w:t>
-        </w:r>
-        <w:proofErr w:type="spellEnd"/>
-      </w:hyperlink>
-      <w:r>
-        <w:rPr>
-          <w:rStyle w:val="white-space-pre"/>
-          <w:rFonts w:ascii="Segoe UI" w:hAnsi="Segoe UI" w:cs="Segoe UI"/>
-          <w:sz w:val="21"/>
-          <w:szCs w:val="21"/>
-          <w:bdr w:val="none" w:sz="0" w:space="0" w:color="auto" w:frame="1"/>
-        </w:rPr>
-        <w:t xml:space="preserve"> </w:t>
-      </w:r>
-      <w:hyperlink r:id="rId8" w:history="1">
-        <w:proofErr w:type="spellStart"/>
-        <w:r>
-          <w:rPr>
-            <w:rStyle w:val="visually-hidden"/>
-            <w:rFonts w:ascii="Segoe UI" w:hAnsi="Segoe UI" w:cs="Segoe UI"/>
-            <w:b/>
-            <w:bCs/>
-            <w:color w:val="0A66C2"/>
-            <w:sz w:val="21"/>
-            <w:szCs w:val="21"/>
-            <w:u w:val="single"/>
-            <w:bdr w:val="none" w:sz="0" w:space="0" w:color="auto" w:frame="1"/>
-          </w:rPr>
-          <w:t>hashtag</w:t>
-        </w:r>
-        <w:r>
-          <w:rPr>
-            <w:rStyle w:val="Hyperlink"/>
-            <w:rFonts w:ascii="Segoe UI" w:hAnsi="Segoe UI" w:cs="Segoe UI"/>
-            <w:b/>
-            <w:bCs/>
-            <w:color w:val="0A66C2"/>
-            <w:sz w:val="21"/>
-            <w:szCs w:val="21"/>
-            <w:bdr w:val="none" w:sz="0" w:space="0" w:color="auto" w:frame="1"/>
-          </w:rPr>
-          <w:t>#CustomsValuation</w:t>
-        </w:r>
-        <w:proofErr w:type="spellEnd"/>
-      </w:hyperlink>
-      <w:r>
-        <w:rPr>
-          <w:rStyle w:val="white-space-pre"/>
-          <w:rFonts w:ascii="Segoe UI" w:hAnsi="Segoe UI" w:cs="Segoe UI"/>
-          <w:sz w:val="21"/>
-          <w:szCs w:val="21"/>
-          <w:bdr w:val="none" w:sz="0" w:space="0" w:color="auto" w:frame="1"/>
-        </w:rPr>
-        <w:t xml:space="preserve"> </w:t>
-      </w:r>
-      <w:hyperlink r:id="rId9" w:history="1">
-        <w:proofErr w:type="spellStart"/>
-        <w:r>
-          <w:rPr>
-            <w:rStyle w:val="visually-hidden"/>
-            <w:rFonts w:ascii="Segoe UI" w:hAnsi="Segoe UI" w:cs="Segoe UI"/>
-            <w:b/>
-            <w:bCs/>
-            <w:color w:val="0A66C2"/>
-            <w:sz w:val="21"/>
-            <w:szCs w:val="21"/>
-            <w:u w:val="single"/>
-            <w:bdr w:val="none" w:sz="0" w:space="0" w:color="auto" w:frame="1"/>
-          </w:rPr>
-          <w:t>hashtag</w:t>
-        </w:r>
-        <w:r>
-          <w:rPr>
-            <w:rStyle w:val="Hyperlink"/>
-            <w:rFonts w:ascii="Segoe UI" w:hAnsi="Segoe UI" w:cs="Segoe UI"/>
-            <w:b/>
-            <w:bCs/>
-            <w:color w:val="0A66C2"/>
-            <w:sz w:val="21"/>
-            <w:szCs w:val="21"/>
-            <w:bdr w:val="none" w:sz="0" w:space="0" w:color="auto" w:frame="1"/>
-          </w:rPr>
-          <w:t>#CapacityBuilding</w:t>
-        </w:r>
-        <w:proofErr w:type="spellEnd"/>
-      </w:hyperlink>
-      <w:r>
-        <w:rPr>
-          <w:rStyle w:val="white-space-pre"/>
-          <w:rFonts w:ascii="Segoe UI" w:hAnsi="Segoe UI" w:cs="Segoe UI"/>
-          <w:sz w:val="21"/>
-          <w:szCs w:val="21"/>
-          <w:bdr w:val="none" w:sz="0" w:space="0" w:color="auto" w:frame="1"/>
-        </w:rPr>
-        <w:t xml:space="preserve"> </w:t>
-      </w:r>
-      <w:hyperlink r:id="rId10" w:history="1">
-        <w:proofErr w:type="spellStart"/>
-        <w:r>
-          <w:rPr>
-            <w:rStyle w:val="visually-hidden"/>
-            <w:rFonts w:ascii="Segoe UI" w:hAnsi="Segoe UI" w:cs="Segoe UI"/>
-            <w:b/>
-            <w:bCs/>
-            <w:color w:val="0A66C2"/>
-            <w:sz w:val="21"/>
-            <w:szCs w:val="21"/>
-            <w:u w:val="single"/>
-            <w:bdr w:val="none" w:sz="0" w:space="0" w:color="auto" w:frame="1"/>
-          </w:rPr>
-          <w:t>hashtag</w:t>
-        </w:r>
-        <w:r>
-          <w:rPr>
-            <w:rStyle w:val="Hyperlink"/>
-            <w:rFonts w:ascii="Segoe UI" w:hAnsi="Segoe UI" w:cs="Segoe UI"/>
-            <w:b/>
-            <w:bCs/>
-            <w:color w:val="0A66C2"/>
-            <w:sz w:val="21"/>
-            <w:szCs w:val="21"/>
-            <w:bdr w:val="none" w:sz="0" w:space="0" w:color="auto" w:frame="1"/>
-          </w:rPr>
-          <w:t>#GlobalTrade</w:t>
-        </w:r>
-        <w:proofErr w:type="spellEnd"/>
-      </w:hyperlink>
-      <w:r>
         <w:br/>
       </w:r>
       <w:r>
